--- a/Documentation/Guía de Generación de Documentación.docx
+++ b/Documentation/Guía de Generación de Documentación.docx
@@ -84,23 +84,7 @@
             <w:rStyle w:val="Hyperlink"/>
             <w:lang w:val="es-AR"/>
           </w:rPr>
-          <w:t>“</w:t>
-        </w:r>
-        <w:proofErr w:type="spellStart"/>
-        <w:r>
-          <w:rPr>
-            <w:rStyle w:val="Hyperlink"/>
-            <w:lang w:val="es-AR"/>
-          </w:rPr>
-          <w:t>Documentation</w:t>
-        </w:r>
-        <w:proofErr w:type="spellEnd"/>
-        <w:r>
-          <w:rPr>
-            <w:rStyle w:val="Hyperlink"/>
-            <w:lang w:val="es-AR"/>
-          </w:rPr>
-          <w:t xml:space="preserve"> Reference.html”</w:t>
+          <w:t>“Documentation Reference.html”</w:t>
         </w:r>
       </w:hyperlink>
       <w:r>
@@ -284,19 +268,537 @@
           <w:u w:val="none"/>
           <w:lang w:val="es-AR"/>
         </w:rPr>
-        <w:t xml:space="preserve"> que corresponden 1 a 1 con l</w:t>
-      </w:r>
-      <w:bookmarkStart w:id="0" w:name="_GoBack"/>
-      <w:bookmarkEnd w:id="0"/>
-      <w:r>
-        <w:rPr>
-          <w:rStyle w:val="Hyperlink"/>
-          <w:color w:val="auto"/>
-          <w:u w:val="none"/>
-          <w:lang w:val="es-AR"/>
-        </w:rPr>
-        <w:t>os módulos de Python.</w:t>
-      </w:r>
+        <w:t xml:space="preserve"> que corresponden 1 a 1 con los módulos de Python.</w:t>
+      </w:r>
+    </w:p>
+    <w:p>
+      <w:pPr>
+        <w:rPr>
+          <w:rStyle w:val="Hyperlink"/>
+          <w:color w:val="auto"/>
+          <w:u w:val="none"/>
+          <w:lang w:val="es-AR"/>
+        </w:rPr>
+      </w:pPr>
+      <w:r>
+        <w:rPr>
+          <w:rStyle w:val="Hyperlink"/>
+          <w:noProof/>
+          <w:color w:val="auto"/>
+          <w:u w:val="none"/>
+          <w:lang w:val="es-AR" w:eastAsia="es-AR"/>
+        </w:rPr>
+        <w:drawing>
+          <wp:anchor distT="0" distB="0" distL="114300" distR="114300" simplePos="0" relativeHeight="251659264" behindDoc="1" locked="0" layoutInCell="1" allowOverlap="1">
+            <wp:simplePos x="0" y="0"/>
+            <wp:positionH relativeFrom="page">
+              <wp:align>left</wp:align>
+            </wp:positionH>
+            <wp:positionV relativeFrom="paragraph">
+              <wp:posOffset>302260</wp:posOffset>
+            </wp:positionV>
+            <wp:extent cx="7562215" cy="2463165"/>
+            <wp:effectExtent l="0" t="0" r="635" b="0"/>
+            <wp:wrapTight wrapText="bothSides">
+              <wp:wrapPolygon edited="0">
+                <wp:start x="0" y="0"/>
+                <wp:lineTo x="0" y="21383"/>
+                <wp:lineTo x="21547" y="21383"/>
+                <wp:lineTo x="21547" y="0"/>
+                <wp:lineTo x="0" y="0"/>
+              </wp:wrapPolygon>
+            </wp:wrapTight>
+            <wp:docPr id="2" name="Picture 2"/>
+            <wp:cNvGraphicFramePr>
+              <a:graphicFrameLocks xmlns:a="http://schemas.openxmlformats.org/drawingml/2006/main" noChangeAspect="1"/>
+            </wp:cNvGraphicFramePr>
+            <a:graphic xmlns:a="http://schemas.openxmlformats.org/drawingml/2006/main">
+              <a:graphicData uri="http://schemas.openxmlformats.org/drawingml/2006/picture">
+                <pic:pic xmlns:pic="http://schemas.openxmlformats.org/drawingml/2006/picture">
+                  <pic:nvPicPr>
+                    <pic:cNvPr id="0" name="Picture 2"/>
+                    <pic:cNvPicPr>
+                      <a:picLocks noChangeAspect="1" noChangeArrowheads="1"/>
+                    </pic:cNvPicPr>
+                  </pic:nvPicPr>
+                  <pic:blipFill>
+                    <a:blip r:embed="rId6">
+                      <a:extLst>
+                        <a:ext uri="{28A0092B-C50C-407E-A947-70E740481C1C}">
+                          <a14:useLocalDpi xmlns:a14="http://schemas.microsoft.com/office/drawing/2010/main" val="0"/>
+                        </a:ext>
+                      </a:extLst>
+                    </a:blip>
+                    <a:srcRect/>
+                    <a:stretch>
+                      <a:fillRect/>
+                    </a:stretch>
+                  </pic:blipFill>
+                  <pic:spPr bwMode="auto">
+                    <a:xfrm>
+                      <a:off x="0" y="0"/>
+                      <a:ext cx="7562215" cy="2463165"/>
+                    </a:xfrm>
+                    <a:prstGeom prst="rect">
+                      <a:avLst/>
+                    </a:prstGeom>
+                    <a:noFill/>
+                  </pic:spPr>
+                </pic:pic>
+              </a:graphicData>
+            </a:graphic>
+            <wp14:sizeRelH relativeFrom="margin">
+              <wp14:pctWidth>0</wp14:pctWidth>
+            </wp14:sizeRelH>
+            <wp14:sizeRelV relativeFrom="margin">
+              <wp14:pctHeight>0</wp14:pctHeight>
+            </wp14:sizeRelV>
+          </wp:anchor>
+        </w:drawing>
+      </w:r>
+      <w:r>
+        <w:rPr>
+          <w:rStyle w:val="Hyperlink"/>
+          <w:color w:val="auto"/>
+          <w:u w:val="none"/>
+          <w:lang w:val="es-AR"/>
+        </w:rPr>
+        <w:t>Ejemplo de como se ve la referencia:</w:t>
+      </w:r>
+    </w:p>
+    <w:p>
+      <w:pPr>
+        <w:rPr>
+          <w:rStyle w:val="Hyperlink"/>
+          <w:color w:val="auto"/>
+          <w:u w:val="none"/>
+          <w:lang w:val="es-AR"/>
+        </w:rPr>
+      </w:pPr>
+      <w:r>
+        <w:rPr>
+          <w:lang w:val="es-AR"/>
+        </w:rPr>
+        <w:lastRenderedPageBreak/>
+        <w:drawing>
+          <wp:anchor distT="0" distB="0" distL="114300" distR="114300" simplePos="0" relativeHeight="251663360" behindDoc="1" locked="0" layoutInCell="1" allowOverlap="1" wp14:anchorId="7DDD61A4" wp14:editId="30F7CC10">
+            <wp:simplePos x="0" y="0"/>
+            <wp:positionH relativeFrom="margin">
+              <wp:align>right</wp:align>
+            </wp:positionH>
+            <wp:positionV relativeFrom="paragraph">
+              <wp:posOffset>0</wp:posOffset>
+            </wp:positionV>
+            <wp:extent cx="6646545" cy="3063240"/>
+            <wp:effectExtent l="0" t="0" r="1905" b="3810"/>
+            <wp:wrapTight wrapText="bothSides">
+              <wp:wrapPolygon edited="0">
+                <wp:start x="0" y="0"/>
+                <wp:lineTo x="0" y="21493"/>
+                <wp:lineTo x="21544" y="21493"/>
+                <wp:lineTo x="21544" y="0"/>
+                <wp:lineTo x="0" y="0"/>
+              </wp:wrapPolygon>
+            </wp:wrapTight>
+            <wp:docPr id="4" name="Picture 4"/>
+            <wp:cNvGraphicFramePr>
+              <a:graphicFrameLocks xmlns:a="http://schemas.openxmlformats.org/drawingml/2006/main" noChangeAspect="1"/>
+            </wp:cNvGraphicFramePr>
+            <a:graphic xmlns:a="http://schemas.openxmlformats.org/drawingml/2006/main">
+              <a:graphicData uri="http://schemas.openxmlformats.org/drawingml/2006/picture">
+                <pic:pic xmlns:pic="http://schemas.openxmlformats.org/drawingml/2006/picture">
+                  <pic:nvPicPr>
+                    <pic:cNvPr id="1" name=""/>
+                    <pic:cNvPicPr/>
+                  </pic:nvPicPr>
+                  <pic:blipFill>
+                    <a:blip r:embed="rId7">
+                      <a:extLst>
+                        <a:ext uri="{28A0092B-C50C-407E-A947-70E740481C1C}">
+                          <a14:useLocalDpi xmlns:a14="http://schemas.microsoft.com/office/drawing/2010/main" val="0"/>
+                        </a:ext>
+                      </a:extLst>
+                    </a:blip>
+                    <a:stretch>
+                      <a:fillRect/>
+                    </a:stretch>
+                  </pic:blipFill>
+                  <pic:spPr>
+                    <a:xfrm>
+                      <a:off x="0" y="0"/>
+                      <a:ext cx="6646545" cy="3063240"/>
+                    </a:xfrm>
+                    <a:prstGeom prst="rect">
+                      <a:avLst/>
+                    </a:prstGeom>
+                  </pic:spPr>
+                </pic:pic>
+              </a:graphicData>
+            </a:graphic>
+          </wp:anchor>
+        </w:drawing>
+      </w:r>
+    </w:p>
+    <w:p>
+      <w:pPr>
+        <w:rPr>
+          <w:rStyle w:val="Hyperlink"/>
+          <w:color w:val="auto"/>
+          <w:u w:val="none"/>
+          <w:lang w:val="es-AR"/>
+        </w:rPr>
+      </w:pPr>
+      <w:r>
+        <w:rPr>
+          <w:rStyle w:val="Hyperlink"/>
+          <w:color w:val="auto"/>
+          <w:u w:val="none"/>
+          <w:lang w:val="es-AR"/>
+        </w:rPr>
+        <w:t xml:space="preserve">El texto de la </w:t>
+      </w:r>
+      <w:r>
+        <w:rPr>
+          <w:rStyle w:val="Hyperlink"/>
+          <w:color w:val="auto"/>
+          <w:u w:val="none"/>
+          <w:lang w:val="es-AR"/>
+        </w:rPr>
+        <w:t xml:space="preserve">clase en el formato pydoc se </w:t>
+      </w:r>
+      <w:r>
+        <w:rPr>
+          <w:rStyle w:val="Hyperlink"/>
+          <w:color w:val="auto"/>
+          <w:u w:val="none"/>
+          <w:lang w:val="es-AR"/>
+        </w:rPr>
+        <w:t xml:space="preserve">utiliza para generar el código. </w:t>
+      </w:r>
+      <w:r>
+        <w:rPr>
+          <w:rStyle w:val="Hyperlink"/>
+          <w:color w:val="auto"/>
+          <w:u w:val="none"/>
+          <w:lang w:val="es-AR"/>
+        </w:rPr>
+        <w:t>Acá</w:t>
+      </w:r>
+      <w:r>
+        <w:rPr>
+          <w:rStyle w:val="Hyperlink"/>
+          <w:color w:val="auto"/>
+          <w:u w:val="none"/>
+          <w:lang w:val="es-AR"/>
+        </w:rPr>
+        <w:t xml:space="preserve"> podemos ver el código de la clase </w:t>
+      </w:r>
+      <w:r>
+        <w:rPr>
+          <w:rStyle w:val="Hyperlink"/>
+          <w:color w:val="auto"/>
+          <w:u w:val="none"/>
+          <w:lang w:val="es-AR"/>
+        </w:rPr>
+        <w:t>Points</w:t>
+      </w:r>
+      <w:r>
+        <w:rPr>
+          <w:rStyle w:val="Hyperlink"/>
+          <w:color w:val="auto"/>
+          <w:u w:val="none"/>
+          <w:lang w:val="es-AR"/>
+        </w:rPr>
+        <w:t xml:space="preserve"> que se uso para genera</w:t>
+      </w:r>
+      <w:r>
+        <w:rPr>
+          <w:rStyle w:val="Hyperlink"/>
+          <w:color w:val="auto"/>
+          <w:u w:val="none"/>
+          <w:lang w:val="es-AR"/>
+        </w:rPr>
+        <w:t>r este archivo de documentación:</w:t>
+      </w:r>
+    </w:p>
+    <w:p>
+      <w:pPr>
+        <w:rPr>
+          <w:rStyle w:val="Hyperlink"/>
+          <w:color w:val="auto"/>
+          <w:u w:val="none"/>
+          <w:lang w:val="es-AR"/>
+        </w:rPr>
+      </w:pPr>
+    </w:p>
+    <w:bookmarkStart w:id="0" w:name="_MON_1666689137"/>
+    <w:bookmarkEnd w:id="0"/>
+    <w:p>
+      <w:pPr>
+        <w:rPr>
+          <w:rStyle w:val="Hyperlink"/>
+          <w:color w:val="auto"/>
+          <w:u w:val="none"/>
+          <w:lang w:val="es-AR"/>
+        </w:rPr>
+      </w:pPr>
+      <w:r>
+        <w:rPr>
+          <w:rStyle w:val="Hyperlink"/>
+          <w:color w:val="auto"/>
+          <w:u w:val="none"/>
+          <w:lang w:val="es-AR"/>
+        </w:rPr>
+        <w:object w:dxaOrig="10467" w:dyaOrig="4196">
+          <v:shapetype id="_x0000_t75" coordsize="21600,21600" o:spt="75" o:preferrelative="t" path="m@4@5l@4@11@9@11@9@5xe" filled="f" stroked="f">
+            <v:stroke joinstyle="miter"/>
+            <v:formulas>
+              <v:f eqn="if lineDrawn pixelLineWidth 0"/>
+              <v:f eqn="sum @0 1 0"/>
+              <v:f eqn="sum 0 0 @1"/>
+              <v:f eqn="prod @2 1 2"/>
+              <v:f eqn="prod @3 21600 pixelWidth"/>
+              <v:f eqn="prod @3 21600 pixelHeight"/>
+              <v:f eqn="sum @0 0 1"/>
+              <v:f eqn="prod @6 1 2"/>
+              <v:f eqn="prod @7 21600 pixelWidth"/>
+              <v:f eqn="sum @8 21600 0"/>
+              <v:f eqn="prod @7 21600 pixelHeight"/>
+              <v:f eqn="sum @10 21600 0"/>
+            </v:formulas>
+            <v:path o:extrusionok="f" gradientshapeok="t" o:connecttype="rect"/>
+            <o:lock v:ext="edit" aspectratio="t"/>
+          </v:shapetype>
+          <v:shape id="_x0000_i1027" type="#_x0000_t75" style="width:523.5pt;height:210pt" o:ole="">
+            <v:imagedata r:id="rId8" o:title=""/>
+          </v:shape>
+          <o:OLEObject Type="Embed" ProgID="Word.OpenDocumentText.12" ShapeID="_x0000_i1027" DrawAspect="Content" ObjectID="_1666705510" r:id="rId9"/>
+        </w:object>
+      </w:r>
+    </w:p>
+    <w:p>
+      <w:pPr>
+        <w:pStyle w:val="Heading1"/>
+      </w:pPr>
+      <w:r>
+        <w:t>Diagrama UML</w:t>
+      </w:r>
+    </w:p>
+    <w:p>
+      <w:pPr>
+        <w:rPr>
+          <w:lang w:val="es-AR"/>
+        </w:rPr>
+      </w:pPr>
+      <w:r>
+        <w:rPr>
+          <w:lang w:val="es-AR"/>
+        </w:rPr>
+        <w:t>Usando una consola</w:t>
+      </w:r>
+      <w:r>
+        <w:rPr>
+          <w:lang w:val="es-AR"/>
+        </w:rPr>
+        <w:t xml:space="preserve"> en la carpeta </w:t>
+      </w:r>
+      <w:r>
+        <w:rPr>
+          <w:lang w:val="es-AR"/>
+        </w:rPr>
+        <w:t>principal</w:t>
+      </w:r>
+      <w:r>
+        <w:rPr>
+          <w:lang w:val="es-AR"/>
+        </w:rPr>
+        <w:t xml:space="preserve"> se puede usar estoy para crear la imagen.</w:t>
+      </w:r>
+    </w:p>
+    <w:p>
+      <w:pPr>
+        <w:rPr>
+          <w:lang w:val="en-US"/>
+        </w:rPr>
+      </w:pPr>
+      <w:r>
+        <w:rPr>
+          <w:lang w:val="en-US"/>
+        </w:rPr>
+        <w:t>pyreverse -o png -p Microscopy -Smy View\program_window.py</w:t>
+      </w:r>
+    </w:p>
+    <w:p>
+      <w:pPr>
+        <w:rPr>
+          <w:lang w:val="en-US"/>
+        </w:rPr>
+      </w:pPr>
+      <w:r>
+        <w:rPr>
+          <w:lang w:val="en-US"/>
+        </w:rPr>
+        <w:drawing>
+          <wp:anchor distT="0" distB="0" distL="114300" distR="114300" simplePos="0" relativeHeight="251664384" behindDoc="1" locked="0" layoutInCell="1" allowOverlap="1">
+            <wp:simplePos x="0" y="0"/>
+            <wp:positionH relativeFrom="column">
+              <wp:posOffset>0</wp:posOffset>
+            </wp:positionH>
+            <wp:positionV relativeFrom="paragraph">
+              <wp:posOffset>1905</wp:posOffset>
+            </wp:positionV>
+            <wp:extent cx="6646545" cy="279400"/>
+            <wp:effectExtent l="0" t="0" r="1905" b="6350"/>
+            <wp:wrapTight wrapText="bothSides">
+              <wp:wrapPolygon edited="0">
+                <wp:start x="0" y="0"/>
+                <wp:lineTo x="0" y="20618"/>
+                <wp:lineTo x="21544" y="20618"/>
+                <wp:lineTo x="21544" y="0"/>
+                <wp:lineTo x="0" y="0"/>
+              </wp:wrapPolygon>
+            </wp:wrapTight>
+            <wp:docPr id="7" name="Picture 7"/>
+            <wp:cNvGraphicFramePr>
+              <a:graphicFrameLocks xmlns:a="http://schemas.openxmlformats.org/drawingml/2006/main" noChangeAspect="1"/>
+            </wp:cNvGraphicFramePr>
+            <a:graphic xmlns:a="http://schemas.openxmlformats.org/drawingml/2006/main">
+              <a:graphicData uri="http://schemas.openxmlformats.org/drawingml/2006/picture">
+                <pic:pic xmlns:pic="http://schemas.openxmlformats.org/drawingml/2006/picture">
+                  <pic:nvPicPr>
+                    <pic:cNvPr id="1" name=""/>
+                    <pic:cNvPicPr/>
+                  </pic:nvPicPr>
+                  <pic:blipFill>
+                    <a:blip r:embed="rId10">
+                      <a:extLst>
+                        <a:ext uri="{28A0092B-C50C-407E-A947-70E740481C1C}">
+                          <a14:useLocalDpi xmlns:a14="http://schemas.microsoft.com/office/drawing/2010/main" val="0"/>
+                        </a:ext>
+                      </a:extLst>
+                    </a:blip>
+                    <a:stretch>
+                      <a:fillRect/>
+                    </a:stretch>
+                  </pic:blipFill>
+                  <pic:spPr>
+                    <a:xfrm>
+                      <a:off x="0" y="0"/>
+                      <a:ext cx="6646545" cy="279400"/>
+                    </a:xfrm>
+                    <a:prstGeom prst="rect">
+                      <a:avLst/>
+                    </a:prstGeom>
+                  </pic:spPr>
+                </pic:pic>
+              </a:graphicData>
+            </a:graphic>
+          </wp:anchor>
+        </w:drawing>
+      </w:r>
+    </w:p>
+    <w:p>
+      <w:pPr>
+        <w:rPr>
+          <w:lang w:val="es-AR"/>
+        </w:rPr>
+      </w:pPr>
+      <w:r>
+        <w:rPr>
+          <w:noProof/>
+          <w:lang w:val="es-AR" w:eastAsia="es-AR"/>
+        </w:rPr>
+        <w:lastRenderedPageBreak/>
+        <w:drawing>
+          <wp:anchor distT="0" distB="0" distL="114300" distR="114300" simplePos="0" relativeHeight="251661312" behindDoc="1" locked="0" layoutInCell="1" allowOverlap="1" wp14:anchorId="6E075CE0" wp14:editId="2B82EFF1">
+            <wp:simplePos x="0" y="0"/>
+            <wp:positionH relativeFrom="margin">
+              <wp:posOffset>826135</wp:posOffset>
+            </wp:positionH>
+            <wp:positionV relativeFrom="paragraph">
+              <wp:posOffset>400050</wp:posOffset>
+            </wp:positionV>
+            <wp:extent cx="4898390" cy="5570855"/>
+            <wp:effectExtent l="0" t="0" r="0" b="0"/>
+            <wp:wrapTight wrapText="bothSides">
+              <wp:wrapPolygon edited="0">
+                <wp:start x="0" y="0"/>
+                <wp:lineTo x="0" y="21494"/>
+                <wp:lineTo x="21505" y="21494"/>
+                <wp:lineTo x="21505" y="0"/>
+                <wp:lineTo x="0" y="0"/>
+              </wp:wrapPolygon>
+            </wp:wrapTight>
+            <wp:docPr id="1" name="Picture 1"/>
+            <wp:cNvGraphicFramePr>
+              <a:graphicFrameLocks xmlns:a="http://schemas.openxmlformats.org/drawingml/2006/main" noChangeAspect="1"/>
+            </wp:cNvGraphicFramePr>
+            <a:graphic xmlns:a="http://schemas.openxmlformats.org/drawingml/2006/main">
+              <a:graphicData uri="http://schemas.openxmlformats.org/drawingml/2006/picture">
+                <pic:pic xmlns:pic="http://schemas.openxmlformats.org/drawingml/2006/picture">
+                  <pic:nvPicPr>
+                    <pic:cNvPr id="1" name=""/>
+                    <pic:cNvPicPr/>
+                  </pic:nvPicPr>
+                  <pic:blipFill>
+                    <a:blip r:embed="rId11">
+                      <a:extLst>
+                        <a:ext uri="{28A0092B-C50C-407E-A947-70E740481C1C}">
+                          <a14:useLocalDpi xmlns:a14="http://schemas.microsoft.com/office/drawing/2010/main" val="0"/>
+                        </a:ext>
+                      </a:extLst>
+                    </a:blip>
+                    <a:stretch>
+                      <a:fillRect/>
+                    </a:stretch>
+                  </pic:blipFill>
+                  <pic:spPr>
+                    <a:xfrm>
+                      <a:off x="0" y="0"/>
+                      <a:ext cx="4898390" cy="5570855"/>
+                    </a:xfrm>
+                    <a:prstGeom prst="rect">
+                      <a:avLst/>
+                    </a:prstGeom>
+                  </pic:spPr>
+                </pic:pic>
+              </a:graphicData>
+            </a:graphic>
+            <wp14:sizeRelH relativeFrom="margin">
+              <wp14:pctWidth>0</wp14:pctWidth>
+            </wp14:sizeRelH>
+            <wp14:sizeRelV relativeFrom="margin">
+              <wp14:pctHeight>0</wp14:pctHeight>
+            </wp14:sizeRelV>
+          </wp:anchor>
+        </w:drawing>
+      </w:r>
+      <w:r>
+        <w:rPr>
+          <w:lang w:val="es-AR"/>
+        </w:rPr>
+        <w:t xml:space="preserve">Este </w:t>
+      </w:r>
+      <w:r>
+        <w:rPr>
+          <w:lang w:val="es-AR"/>
+        </w:rPr>
+        <w:t>archive tiene todas las clases y sus relaciones de pertenencia.</w:t>
+      </w:r>
+      <w:r>
+        <w:rPr>
+          <w:lang w:val="es-AR"/>
+        </w:rPr>
+        <w:t xml:space="preserve"> Esto permite ver la relación del </w:t>
+      </w:r>
+      <w:r>
+        <w:rPr>
+          <w:lang w:val="es-AR"/>
+        </w:rPr>
+        <w:t>código.</w:t>
+      </w:r>
+      <w:bookmarkStart w:id="1" w:name="_GoBack"/>
+      <w:bookmarkEnd w:id="1"/>
     </w:p>
     <w:p>
       <w:pPr>
